--- a/docs/clients/Individual_Spanercom/contracts/OEM-DWU-Anarita-2-may2026.docx
+++ b/docs/clients/Individual_Spanercom/contracts/OEM-DWU-Anarita-2-may2026.docx
@@ -110,7 +110,7 @@
           <w:b w:val="0"/>
           <w:sz w:val="21"/>
         </w:rPr>
-        <w:t>[?] Paphos, Cyprus</w:t>
+        <w:t>Stasikratous 32, Charalambous Tower, Floor 6, Flat/Office 603, 1065 Nicosia, Cyprus</w:t>
       </w:r>
     </w:p>
     <w:p>
